--- a/docs/Trabajo_Parcial_FP2.docx
+++ b/docs/Trabajo_Parcial_FP2.docx
@@ -6829,13 +6829,16 @@
       <w:pPr>
         <w:jc w:val="both"/>
       </w:pPr>
-      <w:r>
-        <w:rPr>
-          <w:b w:val="0"/>
-          <w:i w:val="0"/>
-        </w:rPr>
-        <w:t>[INSERTAR URL DE GIT]</w:t>
-      </w:r>
+      <w:hyperlink r:id="rId26">
+        <w:r>
+          <w:rPr>
+            <w:rFonts w:ascii="Calibri" w:hAnsi="Calibri"/>
+            <w:color w:val="0563C1"/>
+            <w:u w:val="single"/>
+          </w:rPr>
+          <w:t xml:space="preserve">https://github.com/marlo4220mc/sistema-horas-extras</w:t>
+        </w:r>
+      </w:hyperlink>
     </w:p>
     <w:p>
       <w:pPr>
@@ -6846,7 +6849,7 @@
           <w:b w:val="0"/>
           <w:i w:val="0"/>
         </w:rPr>
-        <w:t xml:space="preserve">URL del repositorio con los </w:t>
+        <w:t xml:space="preserve">Repositorio privado con los </w:t>
       </w:r>
       <w:r>
         <w:rPr>
@@ -6860,7 +6863,7 @@
           <w:b w:val="0"/>
           <w:i w:val="0"/>
         </w:rPr>
-        <w:t xml:space="preserve"> por rol de todo el equipo.</w:t>
+        <w:t xml:space="preserve"> del equipo (historia por etapas).</w:t>
       </w:r>
     </w:p>
     <w:p>

--- a/docs/Trabajo_Parcial_FP2.docx
+++ b/docs/Trabajo_Parcial_FP2.docx
@@ -6883,7 +6883,7 @@
           <w:b w:val="0"/>
           <w:i w:val="0"/>
         </w:rPr>
-        <w:t>[INSERTAR URL DE TRELLO]</w:t>
+        <w:t>https://trello.com/b/VRlZeBkn/sistema-de-horas-extras-tp-fp2</w:t>
       </w:r>
     </w:p>
     <w:p>
@@ -6896,6 +6896,58 @@
           <w:i w:val="0"/>
         </w:rPr>
         <w:t>Tablero de gestión del cronograma y de las actividades del equipo.</w:t>
+      </w:r>
+    </w:p>
+    <w:p>
+      <w:pPr>
+        <w:jc w:val="center"/>
+      </w:pPr>
+      <w:r>
+        <w:drawing>
+          <wp:inline xmlns:a="http://schemas.openxmlformats.org/drawingml/2006/main" xmlns:pic="http://schemas.openxmlformats.org/drawingml/2006/picture">
+            <wp:extent cx="5486400" cy="3718056"/>
+            <wp:docPr id="8" name="Picture 8"/>
+            <wp:cNvGraphicFramePr>
+              <a:graphicFrameLocks noChangeAspect="1"/>
+            </wp:cNvGraphicFramePr>
+            <a:graphic>
+              <a:graphicData uri="http://schemas.openxmlformats.org/drawingml/2006/picture">
+                <pic:pic>
+                  <pic:nvPicPr>
+                    <pic:cNvPr id="0" name="tablero_trello.png"/>
+                    <pic:cNvPicPr/>
+                  </pic:nvPicPr>
+                  <pic:blipFill>
+                    <a:blip r:embed="rId27"/>
+                    <a:stretch>
+                      <a:fillRect/>
+                    </a:stretch>
+                  </pic:blipFill>
+                  <pic:spPr>
+                    <a:xfrm>
+                      <a:off x="0" y="0"/>
+                      <a:ext cx="5486400" cy="3718056"/>
+                    </a:xfrm>
+                    <a:prstGeom prst="rect"/>
+                  </pic:spPr>
+                </pic:pic>
+              </a:graphicData>
+            </a:graphic>
+          </wp:inline>
+        </w:drawing>
+      </w:r>
+    </w:p>
+    <w:p>
+      <w:pPr>
+        <w:jc w:val="center"/>
+      </w:pPr>
+      <w:r>
+        <w:rPr>
+          <w:i/>
+          <w:color w:val="595959"/>
+          <w:sz w:val="18"/>
+        </w:rPr>
+        <w:t>Figura 7. Tablero de Trello con el cronograma y la asignación de actividades</w:t>
       </w:r>
     </w:p>
     <w:sectPr>

--- a/docs/Trabajo_Parcial_FP2.docx
+++ b/docs/Trabajo_Parcial_FP2.docx
@@ -6064,15 +6064,13 @@
       <w:r>
         <w:rPr>
           <w:b w:val="0"/>
-          <w:i w:val="0"/>
         </w:rPr>
-        <w:t xml:space="preserve">Seis excepciones propias controlan los errores de negocio: </w:t>
+        <w:t xml:space="preserve">Siete excepciones propias controlan los errores de negocio: </w:t>
       </w:r>
       <w:r>
         <w:rPr>
           <w:rFonts w:ascii="Consolas" w:hAnsi="Consolas"/>
           <w:b w:val="0"/>
-          <w:i w:val="0"/>
           <w:sz w:val="19"/>
         </w:rPr>
         <w:t>EmpleadoNoEncontradoError</w:t>
@@ -6080,7 +6078,6 @@
       <w:r>
         <w:rPr>
           <w:b w:val="0"/>
-          <w:i w:val="0"/>
         </w:rPr>
         <w:t xml:space="preserve">, </w:t>
       </w:r>
@@ -6088,7 +6085,6 @@
         <w:rPr>
           <w:rFonts w:ascii="Consolas" w:hAnsi="Consolas"/>
           <w:b w:val="0"/>
-          <w:i w:val="0"/>
           <w:sz w:val="19"/>
         </w:rPr>
         <w:t>EmpleadoDuplicadoError</w:t>
@@ -6096,7 +6092,6 @@
       <w:r>
         <w:rPr>
           <w:b w:val="0"/>
-          <w:i w:val="0"/>
         </w:rPr>
         <w:t xml:space="preserve">, </w:t>
       </w:r>
@@ -6104,7 +6099,6 @@
         <w:rPr>
           <w:rFonts w:ascii="Consolas" w:hAnsi="Consolas"/>
           <w:b w:val="0"/>
-          <w:i w:val="0"/>
           <w:sz w:val="19"/>
         </w:rPr>
         <w:t>HorasInvalidasError</w:t>
@@ -6112,7 +6106,6 @@
       <w:r>
         <w:rPr>
           <w:b w:val="0"/>
-          <w:i w:val="0"/>
         </w:rPr>
         <w:t xml:space="preserve">, </w:t>
       </w:r>
@@ -6120,7 +6113,6 @@
         <w:rPr>
           <w:rFonts w:ascii="Consolas" w:hAnsi="Consolas"/>
           <w:b w:val="0"/>
-          <w:i w:val="0"/>
           <w:sz w:val="19"/>
         </w:rPr>
         <w:t>SaldoInsuficienteError</w:t>
@@ -6128,7 +6120,6 @@
       <w:r>
         <w:rPr>
           <w:b w:val="0"/>
-          <w:i w:val="0"/>
         </w:rPr>
         <w:t xml:space="preserve">, </w:t>
       </w:r>
@@ -6136,7 +6127,6 @@
         <w:rPr>
           <w:rFonts w:ascii="Consolas" w:hAnsi="Consolas"/>
           <w:b w:val="0"/>
-          <w:i w:val="0"/>
           <w:sz w:val="19"/>
         </w:rPr>
         <w:t>SolicitudNoEncontradaError</w:t>
@@ -6144,7 +6134,20 @@
       <w:r>
         <w:rPr>
           <w:b w:val="0"/>
-          <w:i w:val="0"/>
+        </w:rPr>
+        <w:t xml:space="preserve">, </w:t>
+      </w:r>
+      <w:r>
+        <w:rPr>
+          <w:rFonts w:ascii="Consolas" w:hAnsi="Consolas"/>
+          <w:b w:val="0"/>
+          <w:sz w:val="19"/>
+        </w:rPr>
+        <w:t>EstadoSolicitudInvalidaError</w:t>
+      </w:r>
+      <w:r>
+        <w:rPr>
+          <w:b w:val="0"/>
         </w:rPr>
         <w:t xml:space="preserve"> y </w:t>
       </w:r>
@@ -6152,23 +6155,32 @@
         <w:rPr>
           <w:rFonts w:ascii="Consolas" w:hAnsi="Consolas"/>
           <w:b w:val="0"/>
-          <w:i w:val="0"/>
           <w:sz w:val="19"/>
         </w:rPr>
-        <w:t>EstadoSolicitudInvalidaError</w:t>
+        <w:t>AprobacionNoAutorizadaError</w:t>
       </w:r>
       <w:r>
         <w:rPr>
           <w:b w:val="0"/>
-          <w:i w:val="0"/>
         </w:rPr>
-        <w:t xml:space="preserve">. Para los datos simples (texto vacío, salario negativo) se usa </w:t>
+        <w:t xml:space="preserve">. Esta última aplica la regla de que </w:t>
+      </w:r>
+      <w:r>
+        <w:rPr>
+          <w:b/>
+        </w:rPr>
+        <w:t>solo un supervisor registrado puede aprobar o rechazar</w:t>
+      </w:r>
+      <w:r>
+        <w:rPr>
+          <w:b w:val="0"/>
+        </w:rPr>
+        <w:t xml:space="preserve"> una solicitud: el gestor busca al empleado que intenta aprobar y, si no es supervisor, rechaza la operación. Para los datos simples (texto vacío, salario negativo) se usa </w:t>
       </w:r>
       <w:r>
         <w:rPr>
           <w:rFonts w:ascii="Consolas" w:hAnsi="Consolas"/>
           <w:b w:val="0"/>
-          <w:i w:val="0"/>
           <w:sz w:val="19"/>
         </w:rPr>
         <w:t>ValueError</w:t>
@@ -6176,7 +6188,6 @@
       <w:r>
         <w:rPr>
           <w:b w:val="0"/>
-          <w:i w:val="0"/>
         </w:rPr>
         <w:t>. El menú captura todas ellas y continúa funcionando.</w:t>
       </w:r>
@@ -6670,7 +6681,7 @@
           <w:b w:val="0"/>
           <w:i w:val="0"/>
         </w:rPr>
-        <w:t xml:space="preserve">: 21 pruebas ejecutadas, 21 correctas, 0 fallidas. Detalle en </w:t>
+        <w:t xml:space="preserve">: 23 pruebas ejecutadas, 23 correctas, 0 fallidas. Detalle en </w:t>
       </w:r>
       <w:r>
         <w:rPr>

--- a/docs/Trabajo_Parcial_FP2.docx
+++ b/docs/Trabajo_Parcial_FP2.docx
@@ -661,6 +661,29 @@
       <w:r>
         <w:tab/>
         <w:t xml:space="preserve">13</w:t>
+      </w:r>
+      <w:r/>
+    </w:p>
+    <w:p>
+      <w:pPr>
+        <w:pBdr/>
+        <w:tabs>
+          <w:tab w:val="right" w:leader="dot" w:pos="9072"/>
+        </w:tabs>
+        <w:spacing w:after="40"/>
+        <w:ind w:hanging="317" w:left="907"/>
+        <w:rPr/>
+      </w:pPr>
+      <w:r>
+        <w:rPr>
+          <w:b w:val="0"/>
+          <w:i w:val="0"/>
+        </w:rPr>
+        <w:t xml:space="preserve">•  3.3 Diagrama de Clases de los Patrones de Diseño a Usar</w:t>
+      </w:r>
+      <w:r>
+        <w:tab/>
+        <w:t xml:space="preserve">14</w:t>
       </w:r>
       <w:r/>
     </w:p>
@@ -8252,6 +8275,748 @@
     </w:p>
     <w:p>
       <w:pPr>
+        <w:pStyle w:val="748"/>
+        <w:pBdr/>
+        <w:spacing/>
+        <w:ind/>
+        <w:rPr/>
+      </w:pPr>
+      <w:r>
+        <w:t xml:space="preserve">3.3 Diagrama de Clases de los Patrones de Diseño a Usar</w:t>
+      </w:r>
+      <w:r/>
+    </w:p>
+    <w:p>
+      <w:pPr>
+        <w:pBdr/>
+        <w:spacing/>
+        <w:ind/>
+        <w:jc w:val="both"/>
+        <w:rPr/>
+      </w:pPr>
+      <w:r>
+        <w:rPr>
+          <w:b w:val="0"/>
+          <w:i w:val="0"/>
+        </w:rPr>
+        <w:t xml:space="preserve">Además del modelo de dominio, el sistema aplica cuatro patrones de diseño que organizan sus clases y facilitan el mantenimiento del código.</w:t>
+      </w:r>
+      <w:r>
+        <w:rPr>
+          <w:rFonts w:ascii="Consolas" w:hAnsi="Consolas"/>
+          <w:b w:val="0"/>
+          <w:i w:val="0"/>
+          <w:sz w:val="19"/>
+        </w:rPr>
+        <w:t xml:space="preserve"/>
+      </w:r>
+      <w:r>
+        <w:rPr>
+          <w:b w:val="0"/>
+          <w:i w:val="0"/>
+        </w:rPr>
+        <w:t xml:space="preserve"/>
+      </w:r>
+      <w:r>
+        <w:rPr>
+          <w:rFonts w:ascii="Consolas" w:hAnsi="Consolas"/>
+          <w:b w:val="0"/>
+          <w:i w:val="0"/>
+          <w:sz w:val="19"/>
+        </w:rPr>
+        <w:t xml:space="preserve"/>
+      </w:r>
+      <w:r>
+        <w:rPr>
+          <w:b w:val="0"/>
+          <w:i w:val="0"/>
+        </w:rPr>
+        <w:t xml:space="preserve"/>
+      </w:r>
+      <w:r/>
+    </w:p>
+    <w:tbl>
+      <w:tblPr>
+        <w:jc w:val="center"/>
+        <w:tblW w:w="0" w:type="auto"/>
+        <w:tblBorders/>
+      </w:tblPr>
+      <w:tblGrid>
+        <w:gridCol w:w="1900"/>
+        <w:gridCol w:w="2600"/>
+        <w:gridCol w:w="4572"/>
+      </w:tblGrid>
+      <w:tr>
+        <w:trPr/>
+        <w:tc>
+          <w:tcPr>
+            <w:tcBorders>
+              <w:top w:val="single" w:sz="4" w:color="BFBFBF"/>
+              <w:left w:val="single" w:sz="4" w:color="BFBFBF"/>
+              <w:bottom w:val="single" w:sz="4" w:color="BFBFBF"/>
+              <w:right w:val="single" w:sz="4" w:color="BFBFBF"/>
+            </w:tcBorders>
+            <w:tcW w:w="1900" w:type="dxa"/>
+          </w:tcPr>
+          <w:p>
+            <w:pPr>
+              <w:pBdr/>
+              <w:spacing/>
+              <w:ind/>
+              <w:jc w:val="left"/>
+              <w:rPr/>
+            </w:pPr>
+            <w:r>
+              <w:rPr>
+                <w:b w:val="1"/>
+                <w:i w:val="0"/>
+              </w:rPr>
+              <w:t xml:space="preserve">Patrón</w:t>
+            </w:r>
+            <w:r/>
+          </w:p>
+        </w:tc>
+        <w:tc>
+          <w:tcPr>
+            <w:tcBorders>
+              <w:top w:val="single" w:sz="4" w:color="BFBFBF"/>
+              <w:left w:val="single" w:sz="4" w:color="BFBFBF"/>
+              <w:bottom w:val="single" w:sz="4" w:color="BFBFBF"/>
+              <w:right w:val="single" w:sz="4" w:color="BFBFBF"/>
+            </w:tcBorders>
+            <w:tcW w:w="2600" w:type="dxa"/>
+          </w:tcPr>
+          <w:p>
+            <w:pPr>
+              <w:pBdr/>
+              <w:spacing/>
+              <w:ind/>
+              <w:jc w:val="left"/>
+              <w:rPr/>
+            </w:pPr>
+            <w:r>
+              <w:rPr>
+                <w:b w:val="1"/>
+                <w:i w:val="0"/>
+              </w:rPr>
+              <w:t xml:space="preserve">Clases que lo participan</w:t>
+            </w:r>
+            <w:r/>
+          </w:p>
+        </w:tc>
+        <w:tc>
+          <w:tcPr>
+            <w:tcBorders>
+              <w:top w:val="single" w:sz="4" w:color="BFBFBF"/>
+              <w:left w:val="single" w:sz="4" w:color="BFBFBF"/>
+              <w:bottom w:val="single" w:sz="4" w:color="BFBFBF"/>
+              <w:right w:val="single" w:sz="4" w:color="BFBFBF"/>
+            </w:tcBorders>
+            <w:tcW w:w="4572" w:type="dxa"/>
+          </w:tcPr>
+          <w:p>
+            <w:pPr>
+              <w:pBdr/>
+              <w:spacing/>
+              <w:ind/>
+              <w:jc w:val="left"/>
+              <w:rPr/>
+            </w:pPr>
+            <w:r>
+              <w:rPr>
+                <w:b w:val="1"/>
+                <w:i w:val="0"/>
+              </w:rPr>
+              <w:t xml:space="preserve">Para qué se usa en el sistema</w:t>
+            </w:r>
+            <w:r/>
+          </w:p>
+        </w:tc>
+      </w:tr>
+      <w:tr>
+        <w:trPr/>
+        <w:tc>
+          <w:tcPr>
+            <w:tcBorders>
+              <w:top w:val="single" w:sz="4" w:color="BFBFBF"/>
+              <w:left w:val="single" w:sz="4" w:color="BFBFBF"/>
+              <w:bottom w:val="single" w:sz="4" w:color="BFBFBF"/>
+              <w:right w:val="single" w:sz="4" w:color="BFBFBF"/>
+            </w:tcBorders>
+            <w:tcW w:w="1900" w:type="dxa"/>
+          </w:tcPr>
+          <w:p>
+            <w:pPr>
+              <w:pBdr/>
+              <w:spacing/>
+              <w:ind/>
+              <w:jc w:val="left"/>
+              <w:rPr/>
+            </w:pPr>
+            <w:r>
+              <w:rPr>
+                <w:b w:val="0"/>
+                <w:i w:val="0"/>
+              </w:rPr>
+              <w:t xml:space="preserve">Fachada (Facade)</w:t>
+            </w:r>
+            <w:r/>
+          </w:p>
+        </w:tc>
+        <w:tc>
+          <w:tcPr>
+            <w:tcBorders>
+              <w:top w:val="single" w:sz="4" w:color="BFBFBF"/>
+              <w:left w:val="single" w:sz="4" w:color="BFBFBF"/>
+              <w:bottom w:val="single" w:sz="4" w:color="BFBFBF"/>
+              <w:right w:val="single" w:sz="4" w:color="BFBFBF"/>
+            </w:tcBorders>
+            <w:tcW w:w="2600" w:type="dxa"/>
+          </w:tcPr>
+          <w:p>
+            <w:pPr>
+              <w:pBdr/>
+              <w:spacing/>
+              <w:ind/>
+              <w:jc w:val="left"/>
+              <w:rPr/>
+            </w:pPr>
+            <w:r>
+              <w:rPr>
+                <w:b w:val="0"/>
+                <w:i w:val="0"/>
+              </w:rPr>
+              <w:t xml:space="preserve">MenuConsola → GestorHorasExtras</w:t>
+            </w:r>
+            <w:r/>
+          </w:p>
+        </w:tc>
+        <w:tc>
+          <w:tcPr>
+            <w:tcBorders>
+              <w:top w:val="single" w:sz="4" w:color="BFBFBF"/>
+              <w:left w:val="single" w:sz="4" w:color="BFBFBF"/>
+              <w:bottom w:val="single" w:sz="4" w:color="BFBFBF"/>
+              <w:right w:val="single" w:sz="4" w:color="BFBFBF"/>
+            </w:tcBorders>
+            <w:tcW w:w="4572" w:type="dxa"/>
+          </w:tcPr>
+          <w:p>
+            <w:pPr>
+              <w:pBdr/>
+              <w:spacing/>
+              <w:ind/>
+              <w:jc w:val="left"/>
+              <w:rPr/>
+            </w:pPr>
+            <w:r>
+              <w:rPr>
+                <w:b w:val="0"/>
+                <w:i w:val="0"/>
+              </w:rPr>
+              <w:t xml:space="preserve">El menú es el único punto de entrada: oculta las clases del modelo y sus validaciones detrás de una interfaz de 13 opciones.</w:t>
+            </w:r>
+            <w:r/>
+          </w:p>
+        </w:tc>
+      </w:tr>
+      <w:tr>
+        <w:trPr/>
+        <w:tc>
+          <w:tcPr>
+            <w:tcBorders>
+              <w:top w:val="single" w:sz="4" w:color="BFBFBF"/>
+              <w:left w:val="single" w:sz="4" w:color="BFBFBF"/>
+              <w:bottom w:val="single" w:sz="4" w:color="BFBFBF"/>
+              <w:right w:val="single" w:sz="4" w:color="BFBFBF"/>
+            </w:tcBorders>
+            <w:tcW w:w="1900" w:type="dxa"/>
+          </w:tcPr>
+          <w:p>
+            <w:pPr>
+              <w:pBdr/>
+              <w:spacing/>
+              <w:ind/>
+              <w:jc w:val="left"/>
+              <w:rPr/>
+            </w:pPr>
+            <w:r>
+              <w:rPr>
+                <w:b w:val="0"/>
+                <w:i w:val="0"/>
+              </w:rPr>
+              <w:t xml:space="preserve">Servicio / Repositorio</w:t>
+            </w:r>
+            <w:r/>
+          </w:p>
+        </w:tc>
+        <w:tc>
+          <w:tcPr>
+            <w:tcBorders>
+              <w:top w:val="single" w:sz="4" w:color="BFBFBF"/>
+              <w:left w:val="single" w:sz="4" w:color="BFBFBF"/>
+              <w:bottom w:val="single" w:sz="4" w:color="BFBFBF"/>
+              <w:right w:val="single" w:sz="4" w:color="BFBFBF"/>
+            </w:tcBorders>
+            <w:tcW w:w="2600" w:type="dxa"/>
+          </w:tcPr>
+          <w:p>
+            <w:pPr>
+              <w:pBdr/>
+              <w:spacing/>
+              <w:ind/>
+              <w:jc w:val="left"/>
+              <w:rPr/>
+            </w:pPr>
+            <w:r>
+              <w:rPr>
+                <w:b w:val="0"/>
+                <w:i w:val="0"/>
+              </w:rPr>
+              <w:t xml:space="preserve">GestorHorasExtras</w:t>
+            </w:r>
+            <w:r/>
+          </w:p>
+        </w:tc>
+        <w:tc>
+          <w:tcPr>
+            <w:tcBorders>
+              <w:top w:val="single" w:sz="4" w:color="BFBFBF"/>
+              <w:left w:val="single" w:sz="4" w:color="BFBFBF"/>
+              <w:bottom w:val="single" w:sz="4" w:color="BFBFBF"/>
+              <w:right w:val="single" w:sz="4" w:color="BFBFBF"/>
+            </w:tcBorders>
+            <w:tcW w:w="4572" w:type="dxa"/>
+          </w:tcPr>
+          <w:p>
+            <w:pPr>
+              <w:pBdr/>
+              <w:spacing/>
+              <w:ind/>
+              <w:jc w:val="left"/>
+              <w:rPr/>
+            </w:pPr>
+            <w:r>
+              <w:rPr>
+                <w:b w:val="0"/>
+                <w:i w:val="0"/>
+              </w:rPr>
+              <w:t xml:space="preserve">Centraliza las colecciones (empleados, registros, solicitudes) y expone la API de negocio, de modo que ninguna otra clase manipula las listas directamente.</w:t>
+            </w:r>
+            <w:r/>
+          </w:p>
+        </w:tc>
+      </w:tr>
+      <w:tr>
+        <w:trPr/>
+        <w:tc>
+          <w:tcPr>
+            <w:tcBorders>
+              <w:top w:val="single" w:sz="4" w:color="BFBFBF"/>
+              <w:left w:val="single" w:sz="4" w:color="BFBFBF"/>
+              <w:bottom w:val="single" w:sz="4" w:color="BFBFBF"/>
+              <w:right w:val="single" w:sz="4" w:color="BFBFBF"/>
+            </w:tcBorders>
+            <w:tcW w:w="1900" w:type="dxa"/>
+          </w:tcPr>
+          <w:p>
+            <w:pPr>
+              <w:pBdr/>
+              <w:spacing/>
+              <w:ind/>
+              <w:jc w:val="left"/>
+              <w:rPr/>
+            </w:pPr>
+            <w:r>
+              <w:rPr>
+                <w:b w:val="0"/>
+                <w:i w:val="0"/>
+              </w:rPr>
+              <w:t xml:space="preserve">Estrategia (Strategy)</w:t>
+            </w:r>
+            <w:r/>
+          </w:p>
+        </w:tc>
+        <w:tc>
+          <w:tcPr>
+            <w:tcBorders>
+              <w:top w:val="single" w:sz="4" w:color="BFBFBF"/>
+              <w:left w:val="single" w:sz="4" w:color="BFBFBF"/>
+              <w:bottom w:val="single" w:sz="4" w:color="BFBFBF"/>
+              <w:right w:val="single" w:sz="4" w:color="BFBFBF"/>
+            </w:tcBorders>
+            <w:tcW w:w="2600" w:type="dxa"/>
+          </w:tcPr>
+          <w:p>
+            <w:pPr>
+              <w:pBdr/>
+              <w:spacing/>
+              <w:ind/>
+              <w:jc w:val="left"/>
+              <w:rPr/>
+            </w:pPr>
+            <w:r>
+              <w:rPr>
+                <w:b w:val="0"/>
+                <w:i w:val="0"/>
+              </w:rPr>
+              <w:t xml:space="preserve">CalculadoraHoras</w:t>
+            </w:r>
+            <w:r/>
+          </w:p>
+        </w:tc>
+        <w:tc>
+          <w:tcPr>
+            <w:tcBorders>
+              <w:top w:val="single" w:sz="4" w:color="BFBFBF"/>
+              <w:left w:val="single" w:sz="4" w:color="BFBFBF"/>
+              <w:bottom w:val="single" w:sz="4" w:color="BFBFBF"/>
+              <w:right w:val="single" w:sz="4" w:color="BFBFBF"/>
+            </w:tcBorders>
+            <w:tcW w:w="4572" w:type="dxa"/>
+          </w:tcPr>
+          <w:p>
+            <w:pPr>
+              <w:pBdr/>
+              <w:spacing/>
+              <w:ind/>
+              <w:jc w:val="left"/>
+              <w:rPr/>
+            </w:pPr>
+            <w:r>
+              <w:rPr>
+                <w:b w:val="0"/>
+                <w:i w:val="0"/>
+              </w:rPr>
+              <w:t xml:space="preserve">Se inyecta al gestor por constructor (GestorHorasExtras(calculadora)); permite cambiar el recargo de horas extras sin modificar el gestor ni el modelo.</w:t>
+            </w:r>
+            <w:r/>
+          </w:p>
+        </w:tc>
+      </w:tr>
+      <w:tr>
+        <w:trPr/>
+        <w:tc>
+          <w:tcPr>
+            <w:tcBorders>
+              <w:top w:val="single" w:sz="4" w:color="BFBFBF"/>
+              <w:left w:val="single" w:sz="4" w:color="BFBFBF"/>
+              <w:bottom w:val="single" w:sz="4" w:color="BFBFBF"/>
+              <w:right w:val="single" w:sz="4" w:color="BFBFBF"/>
+            </w:tcBorders>
+            <w:tcW w:w="1900" w:type="dxa"/>
+          </w:tcPr>
+          <w:p>
+            <w:pPr>
+              <w:pBdr/>
+              <w:spacing/>
+              <w:ind/>
+              <w:jc w:val="left"/>
+              <w:rPr/>
+            </w:pPr>
+            <w:r>
+              <w:rPr>
+                <w:b w:val="0"/>
+                <w:i w:val="0"/>
+              </w:rPr>
+              <w:t xml:space="preserve">Plantilla (Template Method)</w:t>
+            </w:r>
+            <w:r/>
+          </w:p>
+        </w:tc>
+        <w:tc>
+          <w:tcPr>
+            <w:tcBorders>
+              <w:top w:val="single" w:sz="4" w:color="BFBFBF"/>
+              <w:left w:val="single" w:sz="4" w:color="BFBFBF"/>
+              <w:bottom w:val="single" w:sz="4" w:color="BFBFBF"/>
+              <w:right w:val="single" w:sz="4" w:color="BFBFBF"/>
+            </w:tcBorders>
+            <w:tcW w:w="2600" w:type="dxa"/>
+          </w:tcPr>
+          <w:p>
+            <w:pPr>
+              <w:pBdr/>
+              <w:spacing/>
+              <w:ind/>
+              <w:jc w:val="left"/>
+              <w:rPr/>
+            </w:pPr>
+            <w:r>
+              <w:rPr>
+                <w:b w:val="0"/>
+                <w:i w:val="0"/>
+              </w:rPr>
+              <w:t xml:space="preserve">RegistroHora → HoraExtra, HoraCompensada; Solicitud → SolicitudHoraExtra, SolicitudCompensacion</w:t>
+            </w:r>
+            <w:r/>
+          </w:p>
+        </w:tc>
+        <w:tc>
+          <w:tcPr>
+            <w:tcBorders>
+              <w:top w:val="single" w:sz="4" w:color="BFBFBF"/>
+              <w:left w:val="single" w:sz="4" w:color="BFBFBF"/>
+              <w:bottom w:val="single" w:sz="4" w:color="BFBFBF"/>
+              <w:right w:val="single" w:sz="4" w:color="BFBFBF"/>
+            </w:tcBorders>
+            <w:tcW w:w="4572" w:type="dxa"/>
+          </w:tcPr>
+          <w:p>
+            <w:pPr>
+              <w:pBdr/>
+              <w:spacing/>
+              <w:ind/>
+              <w:jc w:val="left"/>
+              <w:rPr/>
+            </w:pPr>
+            <w:r>
+              <w:rPr>
+                <w:b w:val="0"/>
+                <w:i w:val="0"/>
+              </w:rPr>
+              <w:t xml:space="preserve">Las clases abstractas definen el esqueleto (resumen(), aprobar(), rechazar()) y delegan en métodos abstractos (calcular_valor(), calcular_monto()) que cada subclase implementa con su propia fórmula.</w:t>
+            </w:r>
+            <w:r/>
+          </w:p>
+        </w:tc>
+      </w:tr>
+      <w:tr>
+        <w:trPr/>
+        <w:tc>
+          <w:tcPr>
+            <w:tcBorders>
+              <w:top w:val="single" w:sz="4" w:color="BFBFBF"/>
+              <w:left w:val="single" w:sz="4" w:color="BFBFBF"/>
+              <w:bottom w:val="single" w:sz="4" w:color="BFBFBF"/>
+              <w:right w:val="single" w:sz="4" w:color="BFBFBF"/>
+            </w:tcBorders>
+            <w:tcW w:w="1900" w:type="dxa"/>
+          </w:tcPr>
+          <w:p>
+            <w:pPr>
+              <w:pBdr/>
+              <w:spacing/>
+              <w:ind/>
+              <w:jc w:val="left"/>
+              <w:rPr/>
+            </w:pPr>
+            <w:r>
+              <w:rPr>
+                <w:b w:val="0"/>
+                <w:i w:val="0"/>
+              </w:rPr>
+              <w:t xml:space="preserve">Estado (State)</w:t>
+            </w:r>
+            <w:r/>
+          </w:p>
+        </w:tc>
+        <w:tc>
+          <w:tcPr>
+            <w:tcBorders>
+              <w:top w:val="single" w:sz="4" w:color="BFBFBF"/>
+              <w:left w:val="single" w:sz="4" w:color="BFBFBF"/>
+              <w:bottom w:val="single" w:sz="4" w:color="BFBFBF"/>
+              <w:right w:val="single" w:sz="4" w:color="BFBFBF"/>
+            </w:tcBorders>
+            <w:tcW w:w="2600" w:type="dxa"/>
+          </w:tcPr>
+          <w:p>
+            <w:pPr>
+              <w:pBdr/>
+              <w:spacing/>
+              <w:ind/>
+              <w:jc w:val="left"/>
+              <w:rPr/>
+            </w:pPr>
+            <w:r>
+              <w:rPr>
+                <w:b w:val="0"/>
+                <w:i w:val="0"/>
+              </w:rPr>
+              <w:t xml:space="preserve">Solicitud → EstadoSolicitud</w:t>
+            </w:r>
+            <w:r/>
+          </w:p>
+        </w:tc>
+        <w:tc>
+          <w:tcPr>
+            <w:tcBorders>
+              <w:top w:val="single" w:sz="4" w:color="BFBFBF"/>
+              <w:left w:val="single" w:sz="4" w:color="BFBFBF"/>
+              <w:bottom w:val="single" w:sz="4" w:color="BFBFBF"/>
+              <w:right w:val="single" w:sz="4" w:color="BFBFBF"/>
+            </w:tcBorders>
+            <w:tcW w:w="4572" w:type="dxa"/>
+          </w:tcPr>
+          <w:p>
+            <w:pPr>
+              <w:pBdr/>
+              <w:spacing/>
+              <w:ind/>
+              <w:jc w:val="left"/>
+              <w:rPr/>
+            </w:pPr>
+            <w:r>
+              <w:rPr>
+                <w:b w:val="0"/>
+                <w:i w:val="0"/>
+              </w:rPr>
+              <w:t xml:space="preserve">El enum de estados controla las transiciones: cada operación exige el estado previo válido y lanza EstadoSolicitudInvalidaError si no se cumple.</w:t>
+            </w:r>
+            <w:r/>
+          </w:p>
+        </w:tc>
+      </w:tr>
+    </w:tbl>
+    <w:p>
+      <w:pPr>
+        <w:pBdr/>
+        <w:spacing w:after="40" w:before="120"/>
+        <w:ind/>
+        <w:jc w:val="center"/>
+        <w:rPr/>
+      </w:pPr>
+      <w:r>
+        <mc:AlternateContent>
+          <mc:Choice Requires="wpg">
+            <w:drawing>
+              <wp:inline distT="0" distB="0" distL="0" distR="0">
+                <wp:extent cx="5472000" cy="2799834"/>
+                <wp:effectExtent l="0" t="0" r="0" b="0"/>
+                <wp:docPr id="100" name="diagrama_patrones.png"/>
+                <wp:cNvGraphicFramePr>
+                  <a:graphicFrameLocks noChangeAspect="1"/>
+                </wp:cNvGraphicFramePr>
+                <a:graphic>
+                  <a:graphicData uri="http://schemas.openxmlformats.org/drawingml/2006/picture">
+                    <pic:pic>
+                      <pic:nvPicPr>
+                        <pic:cNvPr id="0" name="diagrama_clases.png"/>
+                        <pic:cNvPicPr>
+                          <a:picLocks noChangeAspect="1"/>
+                        </pic:cNvPicPr>
+                        <pic:nvPr/>
+                      </pic:nvPicPr>
+                      <pic:blipFill rotWithShape="1">
+                        <a:blip r:embed="rId100"/>
+                        <a:stretch/>
+                      </pic:blipFill>
+                      <pic:spPr bwMode="auto">
+                        <a:xfrm>
+                          <a:off x="0" y="0"/>
+                          <a:ext cx="5472000" cy="2799834"/>
+                        </a:xfrm>
+                        <a:prstGeom prst="rect">
+                          <a:avLst/>
+                        </a:prstGeom>
+                      </pic:spPr>
+                    </pic:pic>
+                  </a:graphicData>
+                </a:graphic>
+              </wp:inline>
+            </w:drawing>
+          </mc:Choice>
+          <mc:Fallback>
+            <w:pict>
+              <v:shapetype id="_x0000_t75" coordsize="21600,21600" o:spt="75" o:preferrelative="t" path="m@4@5l@4@11@9@11@9@5xe" filled="f" stroked="f">
+                <v:stroke joinstyle="miter"/>
+                <v:formulas>
+                  <v:f eqn="if lineDrawn pixelLineWidth 0"/>
+                  <v:f eqn="sum @0 1 0"/>
+                  <v:f eqn="sum 0 0 @1"/>
+                  <v:f eqn="prod @2 1 2"/>
+                  <v:f eqn="prod @3 21600 pixelWidth"/>
+                  <v:f eqn="prod @3 21600 pixelHeight"/>
+                  <v:f eqn="sum @0 0 1"/>
+                  <v:f eqn="prod @6 1 2"/>
+                  <v:f eqn="prod @7 21600 pixelWidth"/>
+                  <v:f eqn="sum @8 21600 0"/>
+                  <v:f eqn="prod @7 21600 pixelHeight"/>
+                  <v:f eqn="sum @10 21600 0"/>
+                </v:formulas>
+                <v:path o:extrusionok="f" gradientshapeok="t" o:connecttype="rect"/>
+                <o:lock v:ext="edit" aspectratio="t"/>
+              </v:shapetype>
+              <v:shape id="_x0000_i6" o:spid="_x0000_s6" type="#_x0000_t75" style="width:430.87pt;height:347.76pt;mso-wrap-distance-left:0.00pt;mso-wrap-distance-top:0.00pt;mso-wrap-distance-right:0.00pt;mso-wrap-distance-bottom:0.00pt;z-index:1;" stroked="false">
+                <v:imagedata r:id="rId100" o:title=""/>
+                <o:lock v:ext="edit" rotation="t"/>
+              </v:shape>
+            </w:pict>
+          </mc:Fallback>
+        </mc:AlternateContent>
+      </w:r>
+      <w:r/>
+    </w:p>
+    <w:p>
+      <w:pPr>
+        <w:pBdr/>
+        <w:spacing w:after="200"/>
+        <w:ind/>
+        <w:jc w:val="center"/>
+        <w:rPr/>
+      </w:pPr>
+      <w:r>
+        <w:rPr>
+          <w:i/>
+          <w:color w:val="595959"/>
+          <w:sz w:val="18"/>
+        </w:rPr>
+        <w:t xml:space="preserve">Figura 7. Diagrama de clases de los patrones de diseño aplicados</w:t>
+      </w:r>
+      <w:r/>
+    </w:p>
+    <w:p>
+      <w:pPr>
+        <w:pBdr/>
+        <w:spacing/>
+        <w:ind/>
+        <w:jc w:val="both"/>
+        <w:rPr/>
+      </w:pPr>
+      <w:r>
+        <w:rPr>
+          <w:b w:val="0"/>
+          <w:i w:val="0"/>
+        </w:rPr>
+        <w:t xml:space="preserve">El diagrama completo del modelo se encuentra en drawio/diagrama_clases.drawio y los patrones en drawio/diagrama_patrones.drawio.</w:t>
+      </w:r>
+      <w:r>
+        <w:rPr>
+          <w:rFonts w:ascii="Consolas" w:hAnsi="Consolas"/>
+          <w:b w:val="0"/>
+          <w:i w:val="0"/>
+          <w:sz w:val="19"/>
+        </w:rPr>
+        <w:t xml:space="preserve"/>
+      </w:r>
+      <w:r>
+        <w:rPr>
+          <w:b w:val="0"/>
+          <w:i w:val="0"/>
+        </w:rPr>
+        <w:t xml:space="preserve"/>
+      </w:r>
+      <w:r>
+        <w:rPr>
+          <w:rFonts w:ascii="Consolas" w:hAnsi="Consolas"/>
+          <w:b w:val="0"/>
+          <w:i w:val="0"/>
+          <w:sz w:val="19"/>
+        </w:rPr>
+        <w:t xml:space="preserve"/>
+      </w:r>
+      <w:r>
+        <w:rPr>
+          <w:b w:val="0"/>
+          <w:i w:val="0"/>
+        </w:rPr>
+        <w:t xml:space="preserve"/>
+      </w:r>
+      <w:r/>
+    </w:p>
+    <w:p>
+      <w:pPr>
         <w:pStyle w:val="747"/>
         <w:pBdr>
           <w:pBdr/>
@@ -8792,6 +9557,72 @@
         </w:r>
       </w:hyperlink>
       <w:r/>
+      <w:r/>
+    </w:p>
+    <w:p>
+      <w:pPr>
+        <w:pBdr>
+          <w:pBdr/>
+        </w:pBdr>
+        <w:spacing/>
+        <w:ind/>
+        <w:jc w:val="both"/>
+        <w:rPr/>
+      </w:pPr>
+      <w:r>
+        <w:rPr>
+          <w:b w:val="0"/>
+          <w:i w:val="0"/>
+        </w:rPr>
+        <w:t xml:space="preserve">El Libro De Python. (2024). </w:t>
+      </w:r>
+      <w:r>
+        <w:rPr>
+          <w:b w:val="0"/>
+          <w:i/>
+        </w:rPr>
+        <w:t xml:space="preserve">El libro de Python: Guía práctica para aprender programación en Python</w:t>
+      </w:r>
+      <w:r>
+        <w:rPr>
+          <w:b w:val="0"/>
+          <w:i w:val="0"/>
+        </w:rPr>
+        <w:t xml:space="preserve"> [Recurso en línea]. https://ellibrodepython.com/</w:t>
+      </w:r>
+      <w:r/>
+    </w:p>
+    <w:p>
+      <w:pPr>
+        <w:pBdr>
+          <w:pBdr/>
+        </w:pBdr>
+        <w:spacing/>
+        <w:ind/>
+        <w:jc w:val="both"/>
+        <w:rPr/>
+      </w:pPr>
+      <w:r>
+        <w:rPr>
+          <w:b w:val="0"/>
+          <w:i w:val="0"/>
+        </w:rPr>
+        <w:t xml:space="preserve">Cisco Networking Academy. (2021). </w:t>
+      </w:r>
+      <w:r>
+        <w:rPr>
+          <w:b w:val="0"/>
+          <w:i/>
+        </w:rPr>
+        <w:t xml:space="preserve">Python essentials 2 (Python 3.8)</w:t>
+      </w:r>
+      <w:r>
+        <w:rPr>
+          <w:b w:val="0"/>
+          <w:i w:val="0"/>
+        </w:rPr>
+        <w:t xml:space="preserve"> [Curso en línea]. Cisco Systems. https://www.netacad.com/courses/cyber-discovery/python-essentials-2</w:t>
+      </w:r>
       <w:r/>
     </w:p>
     <w:p>
